--- a/TTSP2_NguyenDangTruong/KẾ HOẠCH THƯC TẬP GIÁO DỤC_Co_Ha_TT2.docx
+++ b/TTSP2_NguyenDangTruong/KẾ HOẠCH THƯC TẬP GIÁO DỤC_Co_Ha_TT2.docx
@@ -27033,6 +27033,7 @@
                 <w:sz w:val="26"/>
                 <w:szCs w:val="26"/>
               </w:rPr>
+              <w:lastRenderedPageBreak/>
               <w:t>Thứ 6</w:t>
             </w:r>
           </w:p>
@@ -47584,6 +47585,7 @@
   <w:style w:type="character" w:default="1" w:styleId="DefaultParagraphFont">
     <w:name w:val="Default Paragraph Font"/>
     <w:uiPriority w:val="1"/>
+    <w:semiHidden/>
     <w:unhideWhenUsed/>
   </w:style>
   <w:style w:type="table" w:default="1" w:styleId="TableNormal">
